--- a/example_articles/states/North Carolina/4.states_North Carolina_Other_publisher.docx
+++ b/example_articles/states/North Carolina/4.states_North Carolina_Other_publisher.docx
@@ -27,17 +27,17 @@
     </w:p>
     <w:p>
       <w:r>
-        <w:t>Source File: Other publishers/Files (500) (28).DOCX</w:t>
+        <w:t>Source file: Other publishers/Files (500) (28).DOCX</w:t>
       </w:r>
     </w:p>
     <w:p>
       <w:r>
-        <w:t>Raw locations result: ['North Carolina']</w:t>
+        <w:t>Raw locations result, 'locations': ['North Carolina']</w:t>
       </w:r>
     </w:p>
     <w:p>
       <w:r>
-        <w:t>states_stand_flat (Standardized): North Carolina</w:t>
+        <w:t>Standardized locations result, 'states_stand_flat': North Carolina</w:t>
       </w:r>
     </w:p>
     <w:p>

--- a/example_articles/states/North Carolina/4.states_North Carolina_Other_publisher.docx
+++ b/example_articles/states/North Carolina/4.states_North Carolina_Other_publisher.docx
@@ -7,7 +7,7 @@
         <w:pStyle w:val="Heading1"/>
       </w:pPr>
       <w:r>
-        <w:t>Pundits and pros assess final face-off</w:t>
+        <w:t>Protesters mobilize to press for peace</w:t>
       </w:r>
     </w:p>
     <w:p>
@@ -17,17 +17,17 @@
     </w:p>
     <w:p>
       <w:r>
-        <w:t>Date: 1992-10-20</w:t>
+        <w:t>Date: 1991-01-17</w:t>
       </w:r>
     </w:p>
     <w:p>
       <w:r>
-        <w:t>Section: NEWS; Pg. 4A</w:t>
+        <w:t>Section: NEWS; Pg. 5A</w:t>
       </w:r>
     </w:p>
     <w:p>
       <w:r>
-        <w:t>Source file: Other publishers/Files (500) (28).DOCX</w:t>
+        <w:t>Source file: Other publishers/Files (500) (19).DOCX</w:t>
       </w:r>
     </w:p>
     <w:p>
@@ -49,51 +49,45 @@
     </w:p>
     <w:p>
       <w:r>
-        <w:t>CLAIBOURNE DARDEN, pollster for both Republicans and Democrats: ''The election is over. Bush failed to sell himself. But he showed us what his problem is: He tried to sell himself on a wide array of issues. Consequently, people still ask what he stands for. Nobody has been able to sell a service or product or politician with clutter. And clutter is the proper name for an array of issues.</w:t>
+        <w:t>From San Francisco's Market Street to the United Nations, tens of thousands kept up their own fight Wednesday night, pledging to speak for peace until the Persian Gulf war is over.</w:t>
         <w:br/>
-        <w:t>''Bush improved substantially. No question. But Clinton held his own and that's all he needed to do. He had an air of confidence and leadership. George Bush was bumbling at times and has an annoying habit of looking to the heavens when he fouls up. Everyone kept waiting for Bush to turn it around like in he did in the '88 debates when he punted the first debate and mastered (Michael) Dukakis in the second. Some people were thinking the first two debates were punts. But they weren't. They were George Bush.''</w:t>
+        <w:t>''Every single campus in this country will be doing something tomorrow. We just snapped immediately into action,'' said Kim Feicke, an organizer with the Progressive Student Network.</w:t>
         <w:br/>
-        <w:t>BRUCE BABBITT, Democrat and former Arizona governor and one-time presidential candidate: ''Bush sounded like he was dictating his memoirs. It bordered on - I don't want to say, sad - perhaps wistful. Most of the time he was talking about the past and seemed to be saying 'This is my farewell performance. I want you to approve of me as a person and understand my place in history.'</w:t>
+        <w:t>- In Washington, D.C., demonstrators started gathering across the street from the White House minutes after the first reported Baghdad bombings. Within an hour the group had grown to hundreds, watched by at least 50 police officers lined up on foot and horseback. Protesters vowed to gather there every night.</w:t>
         <w:br/>
-        <w:t>''It was Clinton's best performance. He was relaxed, confident, spontaneous. He stuck to his themes but in a more extemporaneous way.</w:t>
+        <w:t>''I'm scared,'' said Mike Shanahan, 23, of Hartford County, Md. ''A lot of people are going to die.''</w:t>
         <w:br/>
-        <w:t>''Perot was very good tonight. Much better than last time. But third party candidates don't get elected president.''</w:t>
+        <w:t>Others chanted: ''Hey, Bush, what do you say? How many kids will you kill today?'' as they marched 12 abreast.</w:t>
         <w:br/>
-        <w:t xml:space="preserve"> CAROL WHITNEY, Republican consultant: ''I don't think there's ever a clear winner in these debates. Overall, George Bush did a lot better tonight than he has but, once again, Perot sort of stood there and made it very clear what was wrong with the process. It's unfortunate that it has to be Perot that does it. He points out very bluntly that both of them spend an awful lot of time criticizing the other rather than coming up with answers.</w:t>
+        <w:t>Police kept a group of 50 people carrying signs saying, ''We support our government and our troops'' separate from the anti-war demonstrators.</w:t>
         <w:br/>
-        <w:t>''I don't think this debate makes that much difference.  Clinton was very smug. It was obvious that he thought he has it won. His behavior really reflects that he thinks he will be the next president.''</w:t>
+        <w:t>- Outside the United Nations in New York, nearly 4,000 demonstrators gathered in the rain, chanting, ''No blood for oil'' and, ''Bring our boys home,'' while police in riot gear watched. Two arrests for minor offenses were reported.</w:t>
         <w:br/>
-        <w:t xml:space="preserve"> DOROTHY LEEDS, author, PowerSpeak: The Complete Guide to Persuasive Public Speaking: ''Clinton has mastered the art of talking straight to the people and the camera. Perot does quite well, too. Bush doesn't. It's partly his face. He's got small eyes. The panel was located below the candidates, so when he looked down at the panel, his eyes appeared nearly closed. And his make-up was horrible. Bush looked like Billy Crystal in (the movie) Mr. Saturday Night. I can't believe that on television, with all the money, that they can't do a better job than that.''</w:t>
+        <w:t>- In Kannapolis, N.C., town residents will pray together as long as war continues. ''We'll call for working class folks around the country to join us,'' organizer George Friday said.</w:t>
         <w:br/>
-        <w:t xml:space="preserve"> IRENE NATIVIDAD, Democratic consultant, former chair, National Women's Political Caucus: ''Clearly all three candidates were at their best tonight. This was probably (Bush's) best performance, but it wasn't good enough. We've seen his performance … and women don't want that. They want change. It's clear the women's choice ought to be Bill Clinton. He is the only one that has a plan that is workable and takes into consideration the working class.''</w:t>
+        <w:t>- In Austin, Texas, hundreds of war protesters burned President Bush in effigy and threatened to take over the Capitol.</w:t>
         <w:br/>
-        <w:t>''Gov. Clinton addressed well his commitment to having a shared leadership by pointing out the people who worked with him in his government are women and people of color. His answer showed his way of being a unifier of people.''</w:t>
+        <w:t>''You feel so powerless,'' said protester Flora Grubb, 16. ''I don't want to stay at home and sit in front of my TV. It's our friends that will be drafted.''</w:t>
         <w:br/>
-        <w:t xml:space="preserve"> MARILYN QUAYLE, wife of the vice president: ''The president was great. He was forceful and kept Bill Clinton on the defensive. President Bush caught Bill Clinton in some tall tales once again. Clinton had the opportunity to put the draft issue behind him and instead chose to make another mistake by saying he was never asked about the draft until this election. He was asked in 1978 when he ran for governor.</w:t>
+        <w:t>- In Portland, Ore., about 5,000 people gathered downtown to clasp hands, sing Amazing Grace and light candles. About 1,000 protesters attempted to block Portland's Burnside Bridge but were dispersed by police.</w:t>
         <w:br/>
-        <w:t>''Bush didn't let Clinton or Perot get away with anything. He highlighted the differences between the two parties. The Democrats have a dressed up tax- and-spend program. The Republicans stand for the little people, the vast majority of hardworking Americans.</w:t>
+        <w:t>- In San Francisco, more than 5,000 people marched through the streets, painting peace signs on buses and halting traffic on Market Street.</w:t>
         <w:br/>
-        <w:t>''Perot was typical Perot. He said the same things over and over. He certainly attacked the president, but he didn't have his facts right. He obviously had no idea what he was talking about.''</w:t>
+        <w:t>- At college campuses across the country, protests were mounting.</w:t>
         <w:br/>
-        <w:t xml:space="preserve"> MICHAEL ANDERSON, executive director, National Congress of American Indians: ''President Bush was more animated this time but still didn't offer any new answers. Gov. Clinton offered more of a detailed plan of getting the economy going. I don't think he (Bush) made any progress tonight. It was basically a wash.''</w:t>
+        <w:t>''We can't stop yelling and screaming,'' said Kim Saxton, president of Ohio State Students for Peace and Justice.</w:t>
         <w:br/>
-        <w:t xml:space="preserve"> DAVID MOORE, pollster, political scientist, University of New Hampshire: ''The debate won't have much effect because Clinton didn't make a mistake and was aided significantly by Ross Perot. Perot was unusually insistent on President Bush's past actions, particularly foreign policy. That went a long ways to neutralizing attacks on Clinton on foreign policy, which is where Bush has his biggest advantage. If Perot had remained in the race, he would have been a very formidable candidate.''</w:t>
+        <w:t>Saxton called the Baghdad attack an energizer. ''Even if this isn't a short war we're still going to work hard. We can't stop.''</w:t>
         <w:br/>
-        <w:t xml:space="preserve"> ALFREDO ESTRADA, publisher, Hispanic magazine: ''I didn't hear anything that I didn't hear before. I've heard</w:t>
+        <w:t>''We need to keep the pressure on. We'll be here tonight, tomorrow,'' said Vivian Stromberg, protesting in New York for the National Coalition for Peace in the Middle East. ''We will keep the pressure on until all our boys are brought home.''</w:t>
         <w:br/>
-        <w:t>all the debates and thank God I don't have to watch another. The candidates are really saying the same things.''</w:t>
-        <w:br/>
-        <w:t>''I would have liked to have heard more about Hispanics. I didn't hear a single mention of the word Hispanic or Latino, except for naming (surgeon general) Antonia Novello. We're kind of the invisible minority.</w:t>
-        <w:br/>
-        <w:t>I also would have liked to hear more about education. They spent too much time talking about Saddam Hussein and what a horrible or great state Arkansas is, and I don't think they addressed the issues well. Each candidate came in there with an objective. Bush's objective was to tear down Clinton. Perot's position was to tear down Bush. Clinton's objective was to talk about the issues.</w:t>
-        <w:br/>
-        <w:t>Reported by Dennis Cauchon and Sandra Sanchez</w:t>
+        <w:t xml:space="preserve"> Contributing: Martha Moore, Marco R. della Cava, Bruce Frankel, Maria Goodavage</w:t>
         <w:br/>
         <w:br/>
         <w:t>Notes</w:t>
         <w:br/>
         <w:br/>
-        <w:t>CAMPAIGN '92; REACTION</w:t>
+        <w:t>Ribbon Label; WAR IN THE GULF</w:t>
         <w:br/>
         <w:br/>
         <w:t>Graphic</w:t>
@@ -101,11 +95,11 @@
         <w:br/>
         <w:t xml:space="preserve"> </w:t>
         <w:br/>
-        <w:t>PHOTO; b/w, AP; PHOTO; b/w, Michael Geissinger; PHOTO; b/w</w:t>
+        <w:t>PHOTO; b/w, Shawn Spence, USA TODAY</w:t>
         <w:br/>
         <w:t xml:space="preserve"> </w:t>
         <w:br/>
-        <w:t>CUTLINE: BABBITT: Bush performance 'sad' CUTLINE: NATIVIDAD: Clinton is 'women's choice.' CUTLINE: ESTRADA: Hispanics not addressed.</w:t>
+        <w:t>CUTLINE: IN NATION'S CAPITAL: Protesters pack Lafayette Park across from the White House during President Bush's address.</w:t>
       </w:r>
     </w:p>
     <w:sectPr>

--- a/example_articles/states/North Carolina/4.states_North Carolina_Other_publisher.docx
+++ b/example_articles/states/North Carolina/4.states_North Carolina_Other_publisher.docx
@@ -7,7 +7,7 @@
         <w:pStyle w:val="Heading1"/>
       </w:pPr>
       <w:r>
-        <w:t>Protesters mobilize to press for peace</w:t>
+        <w:t>Court's property ruling will 'stretch far, wide'</w:t>
       </w:r>
     </w:p>
     <w:p>
@@ -17,17 +17,17 @@
     </w:p>
     <w:p>
       <w:r>
-        <w:t>Date: 1991-01-17</w:t>
+        <w:t>Date: 2005-06-28</w:t>
       </w:r>
     </w:p>
     <w:p>
       <w:r>
-        <w:t>Section: NEWS; Pg. 5A</w:t>
+        <w:t>Section: NEWS;; Debate</w:t>
       </w:r>
     </w:p>
     <w:p>
       <w:r>
-        <w:t>Source file: Other publishers/Files (500) (19).DOCX</w:t>
+        <w:t>Source file: Other publishers/Files (500) (12).DOCX</w:t>
       </w:r>
     </w:p>
     <w:p>
@@ -49,57 +49,29 @@
     </w:p>
     <w:p>
       <w:r>
-        <w:t>From San Francisco's Market Street to the United Nations, tens of thousands kept up their own fight Wednesday night, pledging to speak for peace until the Persian Gulf war is over.</w:t>
+        <w:t>The Supreme Court's decision granting cities the power to destroy homes so that corporations can erect office buildings is a devastating blow to property rights all over the United States ("Seizing land for private use OK'd," News, Friday).</w:t>
         <w:br/>
-        <w:t>''Every single campus in this country will be doing something tomorrow. We just snapped immediately into action,'' said Kim Feicke, an organizer with the Progressive Student Network.</w:t>
+        <w:t>Designating such takings as "public use" under the Constitution, solely because they increase tax revenue to a city, strains credulity. In truth, using eminent domain to enable a private corporation to maximize profits at homeowners' expense is hardly a social obligation.</w:t>
         <w:br/>
-        <w:t>- In Washington, D.C., demonstrators started gathering across the street from the White House minutes after the first reported Baghdad bombings. Within an hour the group had grown to hundreds, watched by at least 50 police officers lined up on foot and horseback. Protesters vowed to gather there every night.</w:t>
+        <w:t>The ramifications of the New London, Conn., case will stretch far and wide. We can now expect cities, in conjunction with private developers, to bulldoze neighborhoods in order to erect shopping centers and business complexes with the noble "public" goal of generating additional tax revenue. And who cares what property rights are sacrificed in the process?</w:t>
         <w:br/>
-        <w:t>''I'm scared,'' said Mike Shanahan, 23, of Hartford County, Md. ''A lot of people are going to die.''</w:t>
+        <w:t>The Fifth Amendment to the Constitution states, "Nor shall private property be taken for public use, without just compensation." It is time that the Supreme Court put teeth back into the "public use" requirement and insist that government takings occur only when social welfare is served, not private developers' profits.</w:t>
         <w:br/>
-        <w:t>Others chanted: ''Hey, Bush, what do you say? How many kids will you kill today?'' as they marched 12 abreast.</w:t>
+        <w:t>Steve Calandrillo, associate professor</w:t>
         <w:br/>
-        <w:t>Police kept a group of 50 people carrying signs saying, ''We support our government and our troops'' separate from the anti-war demonstrators.</w:t>
+        <w:t>University of Washington</w:t>
         <w:br/>
-        <w:t>- Outside the United Nations in New York, nearly 4,000 demonstrators gathered in the rain, chanting, ''No blood for oil'' and, ''Bring our boys home,'' while police in riot gear watched. Two arrests for minor offenses were reported.</w:t>
+        <w:t>School of Law; Seattle</w:t>
         <w:br/>
-        <w:t>- In Kannapolis, N.C., town residents will pray together as long as war continues. ''We'll call for working class folks around the country to join us,'' organizer George Friday said.</w:t>
+        <w:t>Working class suffers</w:t>
         <w:br/>
-        <w:t>- In Austin, Texas, hundreds of war protesters burned President Bush in effigy and threatened to take over the Capitol.</w:t>
+        <w:t>The tragedy of the Supreme Court ruling regarding the seizure of private property for public use shows that the people of this country have a much smaller voice than previously thought.</w:t>
         <w:br/>
-        <w:t>''You feel so powerless,'' said protester Flora Grubb, 16. ''I don't want to stay at home and sit in front of my TV. It's our friends that will be drafted.''</w:t>
+        <w:t>Middle-class, working individuals are now the target of their own cities, which they struggle every day to support. The taxes they work so hard to generate only allow their city governments to take their homes and turn them into strip malls, offices and other "public improvements." It's unfortunate that our children someday will drive their children by a mall or store and say, "That's where I grew up."</w:t>
         <w:br/>
-        <w:t>- In Portland, Ore., about 5,000 people gathered downtown to clasp hands, sing Amazing Grace and light candles. About 1,000 protesters attempted to block Portland's Burnside Bridge but were dispersed by police.</w:t>
+        <w:t>Bryan Fulmer</w:t>
         <w:br/>
-        <w:t>- In San Francisco, more than 5,000 people marched through the streets, painting peace signs on buses and halting traffic on Market Street.</w:t>
-        <w:br/>
-        <w:t>- At college campuses across the country, protests were mounting.</w:t>
-        <w:br/>
-        <w:t>''We can't stop yelling and screaming,'' said Kim Saxton, president of Ohio State Students for Peace and Justice.</w:t>
-        <w:br/>
-        <w:t>Saxton called the Baghdad attack an energizer. ''Even if this isn't a short war we're still going to work hard. We can't stop.''</w:t>
-        <w:br/>
-        <w:t>''We need to keep the pressure on. We'll be here tonight, tomorrow,'' said Vivian Stromberg, protesting in New York for the National Coalition for Peace in the Middle East. ''We will keep the pressure on until all our boys are brought home.''</w:t>
-        <w:br/>
-        <w:t xml:space="preserve"> Contributing: Martha Moore, Marco R. della Cava, Bruce Frankel, Maria Goodavage</w:t>
-        <w:br/>
-        <w:br/>
-        <w:t>Notes</w:t>
-        <w:br/>
-        <w:br/>
-        <w:t>Ribbon Label; WAR IN THE GULF</w:t>
-        <w:br/>
-        <w:br/>
-        <w:t>Graphic</w:t>
-        <w:br/>
-        <w:br/>
-        <w:t xml:space="preserve"> </w:t>
-        <w:br/>
-        <w:t>PHOTO; b/w, Shawn Spence, USA TODAY</w:t>
-        <w:br/>
-        <w:t xml:space="preserve"> </w:t>
-        <w:br/>
-        <w:t>CUTLINE: IN NATION'S CAPITAL: Protesters pack Lafayette Park across from the White House during President Bush's address.</w:t>
+        <w:t>Charlotte</w:t>
       </w:r>
     </w:p>
     <w:sectPr>
